--- a/reports/guide/How_Our_System_Works.docx
+++ b/reports/guide/How_Our_System_Works.docx
@@ -6123,6 +6123,982 @@
       </w:r>
       <w:r>
         <w:t xml:space="preserve"> what an NLP pipeline is (1), intents versus designs (2), why we need the project (3), what XLM-R is (5), what qwen does (6), what the prompt contains (7), what the agent does (9), why it is not training (11), how the comparison works (12), whether it is innovative (14), why only 12 designs (15).</w:t>
+      </w:r>
+    </w:p>
+    <w:p>
+      <w:r>
+        <w:br w:type="page"/>
+      </w:r>
+    </w:p>
+    <w:p>
+      <w:pPr>
+        <w:pStyle w:val="Heading1"/>
+      </w:pPr>
+      <w:r>
+        <w:t>Final results on the locked test data</w:t>
+      </w:r>
+    </w:p>
+    <w:tbl>
+      <w:tblPr>
+        <w:tblStyle w:val="TableGrid"/>
+        <w:tblW w:type="auto" w:w="0"/>
+        <w:tblLook w:firstColumn="1" w:firstRow="1" w:lastColumn="0" w:lastRow="0" w:noHBand="0" w:noVBand="1" w:val="04A0"/>
+      </w:tblPr>
+      <w:tblGrid>
+        <w:gridCol w:w="9746"/>
+      </w:tblGrid>
+      <w:tr>
+        <w:tc>
+          <w:tcPr>
+            <w:tcW w:type="dxa" w:w="9411"/>
+            <w:shd w:val="clear" w:color="auto" w:fill="EFF6FF"/>
+          </w:tcPr>
+          <w:p>
+            <w:r/>
+            <w:r>
+              <w:rPr>
+                <w:b/>
+                <w:sz w:val="21"/>
+              </w:rPr>
+              <w:t>Read this section for the final numbers.</w:t>
+            </w:r>
+            <w:r>
+              <w:rPr>
+                <w:sz w:val="21"/>
+              </w:rPr>
+              <w:t xml:space="preserve"> Everything above was written during development and uses development scores (100 practice requests). On 25 October 2026 the protocol, every system's choice and all code were frozen in one commit (</w:t>
+            </w:r>
+            <w:r>
+              <w:rPr>
+                <w:rFonts w:ascii="Consolas" w:hAnsi="Consolas"/>
+                <w:sz w:val="19"/>
+              </w:rPr>
+              <w:t>0ee6b22b</w:t>
+            </w:r>
+            <w:r>
+              <w:rPr>
+                <w:sz w:val="21"/>
+              </w:rPr>
+              <w:t>); only then were the test requests and the held-out project P3 unlocked. These are the results reported in the paper.</w:t>
+            </w:r>
+          </w:p>
+        </w:tc>
+      </w:tr>
+    </w:tbl>
+    <w:p/>
+    <w:p>
+      <w:pPr>
+        <w:pStyle w:val="Heading2"/>
+      </w:pPr>
+      <w:r>
+        <w:t>What was tested</w:t>
+      </w:r>
+    </w:p>
+    <w:p>
+      <w:pPr>
+        <w:pStyle w:val="ListBullet"/>
+      </w:pPr>
+      <w:r>
+        <w:t>P1 home assistant and P2 productivity: 300 test requests each (250 in scope + 50 off-topic).</w:t>
+      </w:r>
+    </w:p>
+    <w:p>
+      <w:pPr>
+        <w:pStyle w:val="ListBullet"/>
+      </w:pPr>
+      <w:r>
+        <w:t xml:space="preserve">P3 ordering and travel, </w:t>
+      </w:r>
+      <w:r>
+        <w:rPr>
+          <w:b/>
+        </w:rPr>
+        <w:t>held out</w:t>
+      </w:r>
+      <w:r>
+        <w:t>: never used during development; 200 test requests (167 + 33).</w:t>
+      </w:r>
+    </w:p>
+    <w:p>
+      <w:pPr>
+        <w:pStyle w:val="ListBullet"/>
+      </w:pPr>
+      <w:r>
+        <w:t>Every system's design was chosen on development data before the freeze and replayed, not re-chosen, on test.</w:t>
+      </w:r>
+    </w:p>
+    <w:p>
+      <w:pPr>
+        <w:pStyle w:val="Heading2"/>
+      </w:pPr>
+      <w:r>
+        <w:t>The results (intent F1 / entity F1 / off-topic F1)</w:t>
+      </w:r>
+    </w:p>
+    <w:tbl>
+      <w:tblPr>
+        <w:tblStyle w:val="TableGrid"/>
+        <w:tblW w:type="auto" w:w="0"/>
+        <w:jc w:val="center"/>
+        <w:tblLook w:firstColumn="1" w:firstRow="1" w:lastColumn="0" w:lastRow="0" w:noHBand="0" w:noVBand="1" w:val="04A0"/>
+      </w:tblPr>
+      <w:tblGrid>
+        <w:gridCol w:w="2436"/>
+        <w:gridCol w:w="2436"/>
+        <w:gridCol w:w="2436"/>
+        <w:gridCol w:w="2436"/>
+      </w:tblGrid>
+      <w:tr>
+        <w:tc>
+          <w:tcPr>
+            <w:tcW w:type="dxa" w:w="2835"/>
+            <w:shd w:val="clear" w:color="auto" w:fill="DBEAFE"/>
+          </w:tcPr>
+          <w:p>
+            <w:r/>
+            <w:r>
+              <w:rPr>
+                <w:b/>
+                <w:sz w:val="18"/>
+              </w:rPr>
+              <w:t>System</w:t>
+            </w:r>
+          </w:p>
+        </w:tc>
+        <w:tc>
+          <w:tcPr>
+            <w:tcW w:type="dxa" w:w="2211"/>
+            <w:shd w:val="clear" w:color="auto" w:fill="DBEAFE"/>
+          </w:tcPr>
+          <w:p>
+            <w:r/>
+            <w:r>
+              <w:rPr>
+                <w:b/>
+                <w:sz w:val="18"/>
+              </w:rPr>
+              <w:t>P1</w:t>
+            </w:r>
+          </w:p>
+        </w:tc>
+        <w:tc>
+          <w:tcPr>
+            <w:tcW w:type="dxa" w:w="2211"/>
+            <w:shd w:val="clear" w:color="auto" w:fill="DBEAFE"/>
+          </w:tcPr>
+          <w:p>
+            <w:r/>
+            <w:r>
+              <w:rPr>
+                <w:b/>
+                <w:sz w:val="18"/>
+              </w:rPr>
+              <w:t>P2</w:t>
+            </w:r>
+          </w:p>
+        </w:tc>
+        <w:tc>
+          <w:tcPr>
+            <w:tcW w:type="dxa" w:w="2154"/>
+            <w:shd w:val="clear" w:color="auto" w:fill="DBEAFE"/>
+          </w:tcPr>
+          <w:p>
+            <w:r/>
+            <w:r>
+              <w:rPr>
+                <w:b/>
+                <w:sz w:val="18"/>
+              </w:rPr>
+              <w:t>P3 (held out)</w:t>
+            </w:r>
+          </w:p>
+        </w:tc>
+      </w:tr>
+      <w:tr>
+        <w:tc>
+          <w:tcPr>
+            <w:tcW w:type="dxa" w:w="2835"/>
+          </w:tcPr>
+          <w:p>
+            <w:r/>
+            <w:r>
+              <w:rPr>
+                <w:b/>
+                <w:sz w:val="18"/>
+              </w:rPr>
+              <w:t>B0 word matching</w:t>
+            </w:r>
+          </w:p>
+        </w:tc>
+        <w:tc>
+          <w:tcPr>
+            <w:tcW w:type="dxa" w:w="2211"/>
+          </w:tcPr>
+          <w:p>
+            <w:r/>
+            <w:r>
+              <w:rPr>
+                <w:sz w:val="18"/>
+              </w:rPr>
+              <w:t>0.699 / – / 0.426</w:t>
+            </w:r>
+          </w:p>
+        </w:tc>
+        <w:tc>
+          <w:tcPr>
+            <w:tcW w:type="dxa" w:w="2211"/>
+          </w:tcPr>
+          <w:p>
+            <w:r/>
+            <w:r>
+              <w:rPr>
+                <w:sz w:val="18"/>
+              </w:rPr>
+              <w:t>0.669 / – / 0.403</w:t>
+            </w:r>
+          </w:p>
+        </w:tc>
+        <w:tc>
+          <w:tcPr>
+            <w:tcW w:type="dxa" w:w="2154"/>
+          </w:tcPr>
+          <w:p>
+            <w:r/>
+            <w:r>
+              <w:rPr>
+                <w:sz w:val="18"/>
+              </w:rPr>
+              <w:t>0.769 / – / 0.404</w:t>
+            </w:r>
+          </w:p>
+        </w:tc>
+      </w:tr>
+      <w:tr>
+        <w:tc>
+          <w:tcPr>
+            <w:tcW w:type="dxa" w:w="2835"/>
+          </w:tcPr>
+          <w:p>
+            <w:r/>
+            <w:r>
+              <w:rPr>
+                <w:b/>
+                <w:sz w:val="18"/>
+              </w:rPr>
+              <w:t>B1 generic prompt</w:t>
+            </w:r>
+          </w:p>
+        </w:tc>
+        <w:tc>
+          <w:tcPr>
+            <w:tcW w:type="dxa" w:w="2211"/>
+          </w:tcPr>
+          <w:p>
+            <w:r/>
+            <w:r>
+              <w:rPr>
+                <w:sz w:val="18"/>
+              </w:rPr>
+              <w:t>0.876 / 0.626 / 0.875</w:t>
+            </w:r>
+          </w:p>
+        </w:tc>
+        <w:tc>
+          <w:tcPr>
+            <w:tcW w:type="dxa" w:w="2211"/>
+          </w:tcPr>
+          <w:p>
+            <w:r/>
+            <w:r>
+              <w:rPr>
+                <w:sz w:val="18"/>
+              </w:rPr>
+              <w:t>0.823 / 0.477 / 0.662</w:t>
+            </w:r>
+          </w:p>
+        </w:tc>
+        <w:tc>
+          <w:tcPr>
+            <w:tcW w:type="dxa" w:w="2154"/>
+          </w:tcPr>
+          <w:p>
+            <w:r/>
+            <w:r>
+              <w:rPr>
+                <w:sz w:val="18"/>
+              </w:rPr>
+              <w:t>0.895 / 0.529 / 0.771</w:t>
+            </w:r>
+          </w:p>
+        </w:tc>
+      </w:tr>
+      <w:tr>
+        <w:tc>
+          <w:tcPr>
+            <w:tcW w:type="dxa" w:w="2835"/>
+          </w:tcPr>
+          <w:p>
+            <w:r/>
+            <w:r>
+              <w:rPr>
+                <w:b/>
+                <w:sz w:val="18"/>
+              </w:rPr>
+              <w:t>B2 person</w:t>
+            </w:r>
+          </w:p>
+        </w:tc>
+        <w:tc>
+          <w:tcPr>
+            <w:tcW w:type="dxa" w:w="2211"/>
+          </w:tcPr>
+          <w:p>
+            <w:r/>
+            <w:r>
+              <w:rPr>
+                <w:sz w:val="18"/>
+              </w:rPr>
+              <w:t>0.837 / 0.648 / 0.471</w:t>
+            </w:r>
+          </w:p>
+        </w:tc>
+        <w:tc>
+          <w:tcPr>
+            <w:tcW w:type="dxa" w:w="2211"/>
+          </w:tcPr>
+          <w:p>
+            <w:r/>
+            <w:r>
+              <w:rPr>
+                <w:sz w:val="18"/>
+              </w:rPr>
+              <w:t>0.851 / 0.491 / 0.748</w:t>
+            </w:r>
+          </w:p>
+        </w:tc>
+        <w:tc>
+          <w:tcPr>
+            <w:tcW w:type="dxa" w:w="2154"/>
+          </w:tcPr>
+          <w:p>
+            <w:r/>
+            <w:r>
+              <w:rPr>
+                <w:sz w:val="18"/>
+              </w:rPr>
+              <w:t>not run</w:t>
+            </w:r>
+          </w:p>
+        </w:tc>
+      </w:tr>
+      <w:tr>
+        <w:tc>
+          <w:tcPr>
+            <w:tcW w:type="dxa" w:w="2835"/>
+          </w:tcPr>
+          <w:p>
+            <w:r/>
+            <w:r>
+              <w:rPr>
+                <w:b/>
+                <w:sz w:val="18"/>
+              </w:rPr>
+              <w:t>B3-k XLM-R, same examples</w:t>
+            </w:r>
+          </w:p>
+        </w:tc>
+        <w:tc>
+          <w:tcPr>
+            <w:tcW w:type="dxa" w:w="2211"/>
+          </w:tcPr>
+          <w:p>
+            <w:r/>
+            <w:r>
+              <w:rPr>
+                <w:sz w:val="18"/>
+              </w:rPr>
+              <w:t>0.809 / 0.650 / 0.568</w:t>
+            </w:r>
+          </w:p>
+        </w:tc>
+        <w:tc>
+          <w:tcPr>
+            <w:tcW w:type="dxa" w:w="2211"/>
+          </w:tcPr>
+          <w:p>
+            <w:r/>
+            <w:r>
+              <w:rPr>
+                <w:sz w:val="18"/>
+              </w:rPr>
+              <w:t>0.800 / 0.461 / 0.536</w:t>
+            </w:r>
+          </w:p>
+        </w:tc>
+        <w:tc>
+          <w:tcPr>
+            <w:tcW w:type="dxa" w:w="2154"/>
+          </w:tcPr>
+          <w:p>
+            <w:r/>
+            <w:r>
+              <w:rPr>
+                <w:sz w:val="18"/>
+              </w:rPr>
+              <w:t>0.770 / 0.515 / 0.505</w:t>
+            </w:r>
+          </w:p>
+        </w:tc>
+      </w:tr>
+      <w:tr>
+        <w:tc>
+          <w:tcPr>
+            <w:tcW w:type="dxa" w:w="2835"/>
+          </w:tcPr>
+          <w:p>
+            <w:r/>
+            <w:r>
+              <w:rPr>
+                <w:b/>
+                <w:sz w:val="18"/>
+              </w:rPr>
+              <w:t>B3-full XLM-R, all training data</w:t>
+            </w:r>
+          </w:p>
+        </w:tc>
+        <w:tc>
+          <w:tcPr>
+            <w:tcW w:type="dxa" w:w="2211"/>
+          </w:tcPr>
+          <w:p>
+            <w:r/>
+            <w:r>
+              <w:rPr>
+                <w:sz w:val="18"/>
+              </w:rPr>
+              <w:t>0.883 / 0.802 / 0.604</w:t>
+            </w:r>
+          </w:p>
+        </w:tc>
+        <w:tc>
+          <w:tcPr>
+            <w:tcW w:type="dxa" w:w="2211"/>
+          </w:tcPr>
+          <w:p>
+            <w:r/>
+            <w:r>
+              <w:rPr>
+                <w:sz w:val="18"/>
+              </w:rPr>
+              <w:t>0.904 / 0.775 / 0.560</w:t>
+            </w:r>
+          </w:p>
+        </w:tc>
+        <w:tc>
+          <w:tcPr>
+            <w:tcW w:type="dxa" w:w="2154"/>
+          </w:tcPr>
+          <w:p>
+            <w:r/>
+            <w:r>
+              <w:rPr>
+                <w:sz w:val="18"/>
+              </w:rPr>
+              <w:t>0.913 / 0.721 / 0.581</w:t>
+            </w:r>
+          </w:p>
+        </w:tc>
+      </w:tr>
+      <w:tr>
+        <w:tc>
+          <w:tcPr>
+            <w:tcW w:type="dxa" w:w="2835"/>
+          </w:tcPr>
+          <w:p>
+            <w:r/>
+            <w:r>
+              <w:rPr>
+                <w:b/>
+                <w:sz w:val="18"/>
+              </w:rPr>
+              <w:t>B4 random search (mean intent, range)</w:t>
+            </w:r>
+          </w:p>
+        </w:tc>
+        <w:tc>
+          <w:tcPr>
+            <w:tcW w:type="dxa" w:w="2211"/>
+          </w:tcPr>
+          <w:p>
+            <w:r/>
+            <w:r>
+              <w:rPr>
+                <w:sz w:val="18"/>
+              </w:rPr>
+              <w:t>0.893 (0.881–0.903)</w:t>
+            </w:r>
+          </w:p>
+        </w:tc>
+        <w:tc>
+          <w:tcPr>
+            <w:tcW w:type="dxa" w:w="2211"/>
+          </w:tcPr>
+          <w:p>
+            <w:r/>
+            <w:r>
+              <w:rPr>
+                <w:sz w:val="18"/>
+              </w:rPr>
+              <w:t>0.854 (0.848–0.872)</w:t>
+            </w:r>
+          </w:p>
+        </w:tc>
+        <w:tc>
+          <w:tcPr>
+            <w:tcW w:type="dxa" w:w="2154"/>
+          </w:tcPr>
+          <w:p>
+            <w:r/>
+            <w:r>
+              <w:rPr>
+                <w:sz w:val="18"/>
+              </w:rPr>
+              <w:t>0.894 (0.882–0.909)</w:t>
+            </w:r>
+          </w:p>
+        </w:tc>
+      </w:tr>
+      <w:tr>
+        <w:tc>
+          <w:tcPr>
+            <w:tcW w:type="dxa" w:w="2835"/>
+          </w:tcPr>
+          <w:p>
+            <w:r/>
+            <w:r>
+              <w:rPr>
+                <w:b/>
+                <w:sz w:val="18"/>
+              </w:rPr>
+              <w:t>A1 first agent</w:t>
+            </w:r>
+          </w:p>
+        </w:tc>
+        <w:tc>
+          <w:tcPr>
+            <w:tcW w:type="dxa" w:w="2211"/>
+          </w:tcPr>
+          <w:p>
+            <w:r/>
+            <w:r>
+              <w:rPr>
+                <w:sz w:val="18"/>
+              </w:rPr>
+              <w:t>0.903 / 0.639 / 0.885</w:t>
+            </w:r>
+          </w:p>
+        </w:tc>
+        <w:tc>
+          <w:tcPr>
+            <w:tcW w:type="dxa" w:w="2211"/>
+          </w:tcPr>
+          <w:p>
+            <w:r/>
+            <w:r>
+              <w:rPr>
+                <w:sz w:val="18"/>
+              </w:rPr>
+              <w:t>0.852 / 0.504 / 0.758</w:t>
+            </w:r>
+          </w:p>
+        </w:tc>
+        <w:tc>
+          <w:tcPr>
+            <w:tcW w:type="dxa" w:w="2154"/>
+          </w:tcPr>
+          <w:p>
+            <w:r/>
+            <w:r>
+              <w:rPr>
+                <w:sz w:val="18"/>
+              </w:rPr>
+              <w:t>0.889 / 0.506 / 0.845</w:t>
+            </w:r>
+          </w:p>
+        </w:tc>
+      </w:tr>
+      <w:tr>
+        <w:tc>
+          <w:tcPr>
+            <w:tcW w:type="dxa" w:w="2835"/>
+          </w:tcPr>
+          <w:p>
+            <w:r/>
+            <w:r>
+              <w:rPr>
+                <w:b/>
+                <w:sz w:val="18"/>
+              </w:rPr>
+              <w:t>A2 improved agent</w:t>
+            </w:r>
+          </w:p>
+        </w:tc>
+        <w:tc>
+          <w:tcPr>
+            <w:tcW w:type="dxa" w:w="2211"/>
+          </w:tcPr>
+          <w:p>
+            <w:r/>
+            <w:r>
+              <w:rPr>
+                <w:sz w:val="18"/>
+              </w:rPr>
+              <w:t>0.898 / 0.699 / 0.865</w:t>
+            </w:r>
+          </w:p>
+        </w:tc>
+        <w:tc>
+          <w:tcPr>
+            <w:tcW w:type="dxa" w:w="2211"/>
+          </w:tcPr>
+          <w:p>
+            <w:r/>
+            <w:r>
+              <w:rPr>
+                <w:sz w:val="18"/>
+              </w:rPr>
+              <w:t>0.872 / 0.532 / 0.767</w:t>
+            </w:r>
+          </w:p>
+        </w:tc>
+        <w:tc>
+          <w:tcPr>
+            <w:tcW w:type="dxa" w:w="2154"/>
+          </w:tcPr>
+          <w:p>
+            <w:r/>
+            <w:r>
+              <w:rPr>
+                <w:sz w:val="18"/>
+              </w:rPr>
+              <w:t>0.882 / 0.675 / 0.795</w:t>
+            </w:r>
+          </w:p>
+        </w:tc>
+      </w:tr>
+    </w:tbl>
+    <w:p/>
+    <w:p>
+      <w:pPr>
+        <w:jc w:val="center"/>
+      </w:pPr>
+      <w:r>
+        <w:drawing>
+          <wp:inline xmlns:a="http://schemas.openxmlformats.org/drawingml/2006/main" xmlns:pic="http://schemas.openxmlformats.org/drawingml/2006/picture">
+            <wp:extent cx="5976000" cy="2464980"/>
+            <wp:docPr id="5" name="Picture 5"/>
+            <wp:cNvGraphicFramePr>
+              <a:graphicFrameLocks noChangeAspect="1"/>
+            </wp:cNvGraphicFramePr>
+            <a:graphic>
+              <a:graphicData uri="http://schemas.openxmlformats.org/drawingml/2006/picture">
+                <pic:pic>
+                  <pic:nvPicPr>
+                    <pic:cNvPr id="0" name="final1_intent.png"/>
+                    <pic:cNvPicPr/>
+                  </pic:nvPicPr>
+                  <pic:blipFill>
+                    <a:blip r:embed="rId13"/>
+                    <a:stretch>
+                      <a:fillRect/>
+                    </a:stretch>
+                  </pic:blipFill>
+                  <pic:spPr>
+                    <a:xfrm>
+                      <a:off x="0" y="0"/>
+                      <a:ext cx="5976000" cy="2464980"/>
+                    </a:xfrm>
+                    <a:prstGeom prst="rect"/>
+                  </pic:spPr>
+                </pic:pic>
+              </a:graphicData>
+            </a:graphic>
+          </wp:inline>
+        </w:drawing>
+      </w:r>
+    </w:p>
+    <w:p>
+      <w:pPr>
+        <w:spacing w:after="240"/>
+        <w:jc w:val="center"/>
+      </w:pPr>
+      <w:r>
+        <w:rPr>
+          <w:color w:val="475569"/>
+          <w:sz w:val="18"/>
+        </w:rPr>
+        <w:t>Intent F1 on the locked test data for every system and project.</w:t>
+      </w:r>
+    </w:p>
+    <w:p>
+      <w:pPr>
+        <w:pStyle w:val="Heading2"/>
+      </w:pPr>
+      <w:r>
+        <w:t>What the results mean</w:t>
+      </w:r>
+    </w:p>
+    <w:p>
+      <w:pPr>
+        <w:pStyle w:val="ListBullet"/>
+      </w:pPr>
+      <w:r>
+        <w:rPr>
+          <w:b/>
+        </w:rPr>
+        <w:t>A2 found the best design every time.</w:t>
+      </w:r>
+      <w:r>
+        <w:t xml:space="preserve"> On all three projects it picked the design that is best of all 12 on development data, while testing only 4.</w:t>
+      </w:r>
+    </w:p>
+    <w:p>
+      <w:pPr>
+        <w:pStyle w:val="ListBullet"/>
+      </w:pPr>
+      <w:r>
+        <w:rPr>
+          <w:b/>
+        </w:rPr>
+        <w:t>A2 beat the generic prompt (B1) on P1 and P2 and met the success rule.</w:t>
+      </w:r>
+      <w:r>
+        <w:t xml:space="preserve"> Intent difference in points with 95% interval: P1 +2.2 [-0.6, +5.1], P2 +4.9 [+1.1, +8.9]. Entity: P1 +7.3 [+0.8, +14.5], P2 +5.5 [+0.3, +11.1]. The P2 intent gain and both entity gains are significant (interval above zero).</w:t>
+      </w:r>
+    </w:p>
+    <w:p>
+      <w:pPr>
+        <w:pStyle w:val="ListBullet"/>
+      </w:pPr>
+      <w:r>
+        <w:rPr>
+          <w:b/>
+        </w:rPr>
+        <w:t>On the held-out P3 it did not beat B1 on intents:</w:t>
+      </w:r>
+      <w:r>
+        <w:t xml:space="preserve"> -1.3 [-3.8, +1.4] points, an interval that includes zero, so it could be luck. On entities it was much better: +14.6 [+9.0, +21.3]. P3's practice set had only about 13 requests per intent, and the designs were very close on test.</w:t>
+      </w:r>
+    </w:p>
+    <w:p>
+      <w:pPr>
+        <w:pStyle w:val="ListBullet"/>
+      </w:pPr>
+      <w:r>
+        <w:rPr>
+          <w:b/>
+        </w:rPr>
+        <w:t>Against the person (B2):</w:t>
+      </w:r>
+      <w:r>
+        <w:t xml:space="preserve"> A2 was +6.1 [+2.0, +10.2] points higher on P1 (significant) and +2.1 [-0.7, +5.3] on P2 (not significant). On P1 the person chose the similarity threshold for off-topic requests, and off-topic F1 fell to 0.471.</w:t>
+      </w:r>
+    </w:p>
+    <w:p>
+      <w:pPr>
+        <w:pStyle w:val="ListBullet"/>
+      </w:pPr>
+      <w:r>
+        <w:rPr>
+          <w:b/>
+        </w:rPr>
+        <w:t>Against XLM-R with the same 10 examples per intent (B3-k):</w:t>
+      </w:r>
+      <w:r>
+        <w:t xml:space="preserve"> A2 was 7 to 11 points higher on intents, higher on entities and far better at refusing off-topic requests on every project. With 10 to 32 times more labelled data (B3-full), XLM-R is better at entities but still refuses badly.</w:t>
+      </w:r>
+    </w:p>
+    <w:p>
+      <w:pPr>
+        <w:pStyle w:val="ListBullet"/>
+      </w:pPr>
+      <w:r>
+        <w:rPr>
+          <w:b/>
+        </w:rPr>
+        <w:t>Against random search (B4):</w:t>
+      </w:r>
+      <w:r>
+        <w:t xml:space="preserve"> A2 was above the random average on P1, at the top of the random range on P2, and at the bottom of the range on P3.</w:t>
+      </w:r>
+    </w:p>
+    <w:p>
+      <w:pPr>
+        <w:pStyle w:val="ListBullet"/>
+      </w:pPr>
+      <w:r>
+        <w:rPr>
+          <w:b/>
+        </w:rPr>
+        <w:t>A1</w:t>
+      </w:r>
+      <w:r>
+        <w:t xml:space="preserve"> passed the success rule on P1 and P2 too, but none of its differences from B1 is significant, and it failed on P3.</w:t>
+      </w:r>
+    </w:p>
+    <w:p>
+      <w:pPr>
+        <w:pStyle w:val="Heading2"/>
+      </w:pPr>
+      <w:r>
+        <w:t>Speed and reliability</w:t>
+      </w:r>
+    </w:p>
+    <w:p>
+      <w:pPr>
+        <w:pStyle w:val="ListBullet"/>
+      </w:pPr>
+      <w:r>
+        <w:t>95th-percentile time per request (limit = 2 × B1 in the same session): P1 A2 0.89 s (limit 1.22 s), P2 A2 1.08 s (limit 1.67 s). Median about 0.65 s.</w:t>
+      </w:r>
+    </w:p>
+    <w:p>
+      <w:pPr>
+        <w:pStyle w:val="ListBullet"/>
+      </w:pPr>
+      <w:r>
+        <w:t>Valid replies after repair: at least 0.997 for every agent run (needed 0.98).</w:t>
+      </w:r>
+    </w:p>
+    <w:p>
+      <w:pPr>
+        <w:pStyle w:val="ListBullet"/>
+      </w:pPr>
+      <w:r>
+        <w:t>Designing one project costs A2 about 397 model calls, about 3 minutes, against 38 minutes for the person on P1.</w:t>
+      </w:r>
+    </w:p>
+    <w:p>
+      <w:pPr>
+        <w:pStyle w:val="Heading2"/>
+      </w:pPr>
+      <w:r>
+        <w:t>Proof the numbers are real</w:t>
+      </w:r>
+    </w:p>
+    <w:p>
+      <w:pPr>
+        <w:pStyle w:val="ListBullet"/>
+      </w:pPr>
+      <w:r>
+        <w:rPr>
+          <w:rFonts w:ascii="Consolas" w:hAnsi="Consolas"/>
+          <w:sz w:val="20"/>
+        </w:rPr>
+        <w:t>python scripts/reproduce_metrics.py</w:t>
+      </w:r>
+      <w:r>
+        <w:t>: 99 of 99 runs recomputed from their saved answers match exactly.</w:t>
+      </w:r>
+    </w:p>
+    <w:p>
+      <w:pPr>
+        <w:pStyle w:val="ListBullet"/>
+      </w:pPr>
+      <w:r>
+        <w:rPr>
+          <w:rFonts w:ascii="Consolas" w:hAnsi="Consolas"/>
+          <w:sz w:val="20"/>
+        </w:rPr>
+        <w:t>python scripts/verify_with_sklearn.py</w:t>
+      </w:r>
+      <w:r>
+        <w:t>: scikit-learn recomputes the same scores to 9 decimal places.</w:t>
+      </w:r>
+    </w:p>
+    <w:p>
+      <w:pPr>
+        <w:pStyle w:val="ListBullet"/>
+      </w:pPr>
+      <w:r>
+        <w:rPr>
+          <w:rFonts w:ascii="Consolas" w:hAnsi="Consolas"/>
+          <w:sz w:val="20"/>
+        </w:rPr>
+        <w:t>python scripts/reproduce_live.py --freeze-commit 0ee6b22b86894aebbe253fae3b00eb97c542c575</w:t>
+      </w:r>
+      <w:r>
+        <w:t>: B0 retrained from scratch is identical, and A2 asked live with the cache off gave 50 of 50 answers identical to the recorded test answers.</w:t>
+      </w:r>
+    </w:p>
+    <w:p>
+      <w:pPr>
+        <w:pStyle w:val="ListBullet"/>
+      </w:pPr>
+      <w:r>
+        <w:rPr>
+          <w:rFonts w:ascii="Consolas" w:hAnsi="Consolas"/>
+          <w:sz w:val="20"/>
+        </w:rPr>
+        <w:t>python scripts/show_evidence.py</w:t>
+      </w:r>
+      <w:r>
+        <w:t xml:space="preserve"> runs every check and the live demo in one go (</w:t>
+      </w:r>
+      <w:r>
+        <w:rPr>
+          <w:rFonts w:ascii="Consolas" w:hAnsi="Consolas"/>
+          <w:sz w:val="20"/>
+        </w:rPr>
+        <w:t>reports/EVIDENCE_SUMMARY.md</w:t>
+      </w:r>
+      <w:r>
+        <w:t>).</w:t>
+      </w:r>
+    </w:p>
+    <w:p>
+      <w:r>
+        <w:t>Full details: the paper (</w:t>
+      </w:r>
+      <w:r>
+        <w:rPr>
+          <w:rFonts w:ascii="Consolas" w:hAnsi="Consolas"/>
+          <w:sz w:val="20"/>
+        </w:rPr>
+        <w:t>paper/main.tex</w:t>
+      </w:r>
+      <w:r>
+        <w:t xml:space="preserve"> and its PDF), </w:t>
+      </w:r>
+      <w:r>
+        <w:rPr>
+          <w:rFonts w:ascii="Consolas" w:hAnsi="Consolas"/>
+          <w:sz w:val="20"/>
+        </w:rPr>
+        <w:t>paper/Research_Paper_Explained.pdf</w:t>
+      </w:r>
+      <w:r>
+        <w:t xml:space="preserve">, </w:t>
+      </w:r>
+      <w:r>
+        <w:rPr>
+          <w:rFonts w:ascii="Consolas" w:hAnsi="Consolas"/>
+          <w:sz w:val="20"/>
+        </w:rPr>
+        <w:t>docs/REPRODUCTION.md</w:t>
+      </w:r>
+      <w:r>
+        <w:t xml:space="preserve"> and </w:t>
+      </w:r>
+      <w:r>
+        <w:rPr>
+          <w:rFonts w:ascii="Consolas" w:hAnsi="Consolas"/>
+          <w:sz w:val="20"/>
+        </w:rPr>
+        <w:t>reports/final_test.json</w:t>
+      </w:r>
+      <w:r>
+        <w:t>.</w:t>
       </w:r>
     </w:p>
     <w:sectPr>

--- a/reports/guide/How_Our_System_Works.docx
+++ b/reports/guide/How_Our_System_Works.docx
@@ -9,7 +9,7 @@
       <w:r>
         <w:rPr>
           <w:b/>
-          <w:color w:val="1D4ED8"/>
+          <w:color w:val="000000"/>
           <w:sz w:val="48"/>
         </w:rPr>
         <w:t>How Our System Works</w:t>
@@ -21,7 +21,7 @@
       </w:pPr>
       <w:r>
         <w:rPr>
-          <w:color w:val="1E293B"/>
+          <w:color w:val="1A1A1A"/>
           <w:sz w:val="26"/>
         </w:rPr>
         <w:t>What the project builds, how it works, and how it compares, explained simply</w:t>
@@ -33,7 +33,7 @@
       </w:pPr>
       <w:r>
         <w:rPr>
-          <w:color w:val="475569"/>
+          <w:color w:val="4D4D4D"/>
           <w:sz w:val="21"/>
         </w:rPr>
         <w:t>Mihir Bhati (24BCE5341)  ·  Ahana Sharan (24BCE5334)</w:t>
@@ -45,7 +45,7 @@
       </w:pPr>
       <w:r>
         <w:rPr>
-          <w:color w:val="475569"/>
+          <w:color w:val="4D4D4D"/>
           <w:sz w:val="21"/>
         </w:rPr>
         <w:t>25 October 2026  ·  Project folder: D:\MyClaudeProject\nlp</w:t>
@@ -64,7 +64,7 @@
         <w:tc>
           <w:tcPr>
             <w:tcW w:type="dxa" w:w="9411"/>
-            <w:shd w:val="clear" w:color="auto" w:fill="EFF6FF"/>
+            <w:shd w:val="clear" w:color="auto" w:fill="F2F2F2"/>
           </w:tcPr>
           <w:p>
             <w:r/>
@@ -253,7 +253,7 @@
         <w:tc>
           <w:tcPr>
             <w:tcW w:type="dxa" w:w="9411"/>
-            <w:shd w:val="clear" w:color="auto" w:fill="EFF6FF"/>
+            <w:shd w:val="clear" w:color="auto" w:fill="F2F2F2"/>
           </w:tcPr>
           <w:p>
             <w:r/>
@@ -384,7 +384,7 @@
         <w:tc>
           <w:tcPr>
             <w:tcW w:type="dxa" w:w="9411"/>
-            <w:shd w:val="clear" w:color="auto" w:fill="0F172A"/>
+            <w:shd w:val="clear" w:color="auto" w:fill="111111"/>
           </w:tcPr>
           <w:p>
             <w:pPr>
@@ -483,7 +483,7 @@
         <w:tc>
           <w:tcPr>
             <w:tcW w:type="dxa" w:w="1304"/>
-            <w:shd w:val="clear" w:color="auto" w:fill="DBEAFE"/>
+            <w:shd w:val="clear" w:color="auto" w:fill="E5E5E5"/>
           </w:tcPr>
           <w:p>
             <w:r/>
@@ -498,7 +498,7 @@
         <w:tc>
           <w:tcPr>
             <w:tcW w:type="dxa" w:w="3061"/>
-            <w:shd w:val="clear" w:color="auto" w:fill="DBEAFE"/>
+            <w:shd w:val="clear" w:color="auto" w:fill="E5E5E5"/>
           </w:tcPr>
           <w:p>
             <w:r/>
@@ -514,7 +514,7 @@
         <w:tc>
           <w:tcPr>
             <w:tcW w:type="dxa" w:w="2154"/>
-            <w:shd w:val="clear" w:color="auto" w:fill="DBEAFE"/>
+            <w:shd w:val="clear" w:color="auto" w:fill="E5E5E5"/>
           </w:tcPr>
           <w:p>
             <w:r/>
@@ -530,7 +530,7 @@
         <w:tc>
           <w:tcPr>
             <w:tcW w:type="dxa" w:w="2891"/>
-            <w:shd w:val="clear" w:color="auto" w:fill="DBEAFE"/>
+            <w:shd w:val="clear" w:color="auto" w:fill="E5E5E5"/>
           </w:tcPr>
           <w:p>
             <w:r/>
@@ -884,7 +884,7 @@
       </w:pPr>
       <w:r>
         <w:rPr>
-          <w:color w:val="475569"/>
+          <w:color w:val="4D4D4D"/>
           <w:sz w:val="18"/>
         </w:rPr>
         <w:t>Way 1 changes the model. Way 2 changes only the text sent to it.</w:t>
@@ -917,7 +917,7 @@
         <w:tc>
           <w:tcPr>
             <w:tcW w:type="dxa" w:w="1701"/>
-            <w:shd w:val="clear" w:color="auto" w:fill="DBEAFE"/>
+            <w:shd w:val="clear" w:color="auto" w:fill="E5E5E5"/>
           </w:tcPr>
           <w:p>
             <w:r/>
@@ -932,7 +932,7 @@
         <w:tc>
           <w:tcPr>
             <w:tcW w:type="dxa" w:w="3855"/>
-            <w:shd w:val="clear" w:color="auto" w:fill="DBEAFE"/>
+            <w:shd w:val="clear" w:color="auto" w:fill="E5E5E5"/>
           </w:tcPr>
           <w:p>
             <w:r/>
@@ -948,7 +948,7 @@
         <w:tc>
           <w:tcPr>
             <w:tcW w:type="dxa" w:w="3855"/>
-            <w:shd w:val="clear" w:color="auto" w:fill="DBEAFE"/>
+            <w:shd w:val="clear" w:color="auto" w:fill="E5E5E5"/>
           </w:tcPr>
           <w:p>
             <w:r/>
@@ -1144,7 +1144,7 @@
         <w:tc>
           <w:tcPr>
             <w:tcW w:type="dxa" w:w="9411"/>
-            <w:shd w:val="clear" w:color="auto" w:fill="EFF6FF"/>
+            <w:shd w:val="clear" w:color="auto" w:fill="F2F2F2"/>
           </w:tcPr>
           <w:p>
             <w:r/>
@@ -1322,7 +1322,7 @@
         <w:tc>
           <w:tcPr>
             <w:tcW w:type="dxa" w:w="9411"/>
-            <w:shd w:val="clear" w:color="auto" w:fill="0F172A"/>
+            <w:shd w:val="clear" w:color="auto" w:fill="111111"/>
           </w:tcPr>
           <w:p>
             <w:pPr>
@@ -1546,7 +1546,7 @@
         <w:tc>
           <w:tcPr>
             <w:tcW w:type="dxa" w:w="9411"/>
-            <w:shd w:val="clear" w:color="auto" w:fill="0F172A"/>
+            <w:shd w:val="clear" w:color="auto" w:fill="111111"/>
           </w:tcPr>
           <w:p>
             <w:pPr>
@@ -2576,7 +2576,7 @@
         <w:tc>
           <w:tcPr>
             <w:tcW w:type="dxa" w:w="397"/>
-            <w:shd w:val="clear" w:color="auto" w:fill="DBEAFE"/>
+            <w:shd w:val="clear" w:color="auto" w:fill="E5E5E5"/>
           </w:tcPr>
           <w:p>
             <w:r/>
@@ -2592,7 +2592,7 @@
         <w:tc>
           <w:tcPr>
             <w:tcW w:type="dxa" w:w="3515"/>
-            <w:shd w:val="clear" w:color="auto" w:fill="DBEAFE"/>
+            <w:shd w:val="clear" w:color="auto" w:fill="E5E5E5"/>
           </w:tcPr>
           <w:p>
             <w:r/>
@@ -2608,7 +2608,7 @@
         <w:tc>
           <w:tcPr>
             <w:tcW w:type="dxa" w:w="3005"/>
-            <w:shd w:val="clear" w:color="auto" w:fill="DBEAFE"/>
+            <w:shd w:val="clear" w:color="auto" w:fill="E5E5E5"/>
           </w:tcPr>
           <w:p>
             <w:r/>
@@ -2624,7 +2624,7 @@
         <w:tc>
           <w:tcPr>
             <w:tcW w:type="dxa" w:w="2494"/>
-            <w:shd w:val="clear" w:color="auto" w:fill="DBEAFE"/>
+            <w:shd w:val="clear" w:color="auto" w:fill="E5E5E5"/>
           </w:tcPr>
           <w:p>
             <w:r/>
@@ -3125,7 +3125,7 @@
         <w:tc>
           <w:tcPr>
             <w:tcW w:type="dxa" w:w="1928"/>
-            <w:shd w:val="clear" w:color="auto" w:fill="DBEAFE"/>
+            <w:shd w:val="clear" w:color="auto" w:fill="E5E5E5"/>
           </w:tcPr>
           <w:p>
             <w:r/>
@@ -3141,7 +3141,7 @@
         <w:tc>
           <w:tcPr>
             <w:tcW w:type="dxa" w:w="4309"/>
-            <w:shd w:val="clear" w:color="auto" w:fill="DBEAFE"/>
+            <w:shd w:val="clear" w:color="auto" w:fill="E5E5E5"/>
           </w:tcPr>
           <w:p>
             <w:r/>
@@ -3157,7 +3157,7 @@
         <w:tc>
           <w:tcPr>
             <w:tcW w:type="dxa" w:w="3175"/>
-            <w:shd w:val="clear" w:color="auto" w:fill="DBEAFE"/>
+            <w:shd w:val="clear" w:color="auto" w:fill="E5E5E5"/>
           </w:tcPr>
           <w:p>
             <w:r/>
@@ -3388,10 +3388,10 @@
       </w:pPr>
       <w:r>
         <w:rPr>
-          <w:color w:val="475569"/>
+          <w:color w:val="4D4D4D"/>
           <w:sz w:val="18"/>
         </w:rPr>
-        <w:t>The framework's steps. The blue steps are where qwen gives advice.</w:t>
+        <w:t>The framework's steps. The shaded steps are where qwen gives advice.</w:t>
       </w:r>
     </w:p>
     <w:p>
@@ -3424,7 +3424,7 @@
         <w:tc>
           <w:tcPr>
             <w:tcW w:type="dxa" w:w="1361"/>
-            <w:shd w:val="clear" w:color="auto" w:fill="DBEAFE"/>
+            <w:shd w:val="clear" w:color="auto" w:fill="E5E5E5"/>
           </w:tcPr>
           <w:p>
             <w:r/>
@@ -3440,7 +3440,7 @@
         <w:tc>
           <w:tcPr>
             <w:tcW w:type="dxa" w:w="4195"/>
-            <w:shd w:val="clear" w:color="auto" w:fill="DBEAFE"/>
+            <w:shd w:val="clear" w:color="auto" w:fill="E5E5E5"/>
           </w:tcPr>
           <w:p>
             <w:r/>
@@ -3456,7 +3456,7 @@
         <w:tc>
           <w:tcPr>
             <w:tcW w:type="dxa" w:w="3855"/>
-            <w:shd w:val="clear" w:color="auto" w:fill="DBEAFE"/>
+            <w:shd w:val="clear" w:color="auto" w:fill="E5E5E5"/>
           </w:tcPr>
           <w:p>
             <w:r/>
@@ -3836,7 +3836,7 @@
         <w:tc>
           <w:tcPr>
             <w:tcW w:type="dxa" w:w="2835"/>
-            <w:shd w:val="clear" w:color="auto" w:fill="DBEAFE"/>
+            <w:shd w:val="clear" w:color="auto" w:fill="E5E5E5"/>
           </w:tcPr>
           <w:p>
             <w:r/>
@@ -3852,7 +3852,7 @@
         <w:tc>
           <w:tcPr>
             <w:tcW w:type="dxa" w:w="1928"/>
-            <w:shd w:val="clear" w:color="auto" w:fill="DBEAFE"/>
+            <w:shd w:val="clear" w:color="auto" w:fill="E5E5E5"/>
           </w:tcPr>
           <w:p>
             <w:r/>
@@ -3868,7 +3868,7 @@
         <w:tc>
           <w:tcPr>
             <w:tcW w:type="dxa" w:w="4649"/>
-            <w:shd w:val="clear" w:color="auto" w:fill="DBEAFE"/>
+            <w:shd w:val="clear" w:color="auto" w:fill="E5E5E5"/>
           </w:tcPr>
           <w:p>
             <w:r/>
@@ -4075,7 +4075,7 @@
       </w:pPr>
       <w:r>
         <w:rPr>
-          <w:color w:val="475569"/>
+          <w:color w:val="4D4D4D"/>
           <w:sz w:val="18"/>
         </w:rPr>
         <w:t>Every request a user types goes through these steps.</w:t>
@@ -4125,7 +4125,7 @@
         <w:tc>
           <w:tcPr>
             <w:tcW w:type="dxa" w:w="2041"/>
-            <w:shd w:val="clear" w:color="auto" w:fill="DBEAFE"/>
+            <w:shd w:val="clear" w:color="auto" w:fill="E5E5E5"/>
           </w:tcPr>
           <w:p>
             <w:r/>
@@ -4140,7 +4140,7 @@
         <w:tc>
           <w:tcPr>
             <w:tcW w:type="dxa" w:w="3515"/>
-            <w:shd w:val="clear" w:color="auto" w:fill="DBEAFE"/>
+            <w:shd w:val="clear" w:color="auto" w:fill="E5E5E5"/>
           </w:tcPr>
           <w:p>
             <w:r/>
@@ -4156,7 +4156,7 @@
         <w:tc>
           <w:tcPr>
             <w:tcW w:type="dxa" w:w="3855"/>
-            <w:shd w:val="clear" w:color="auto" w:fill="DBEAFE"/>
+            <w:shd w:val="clear" w:color="auto" w:fill="E5E5E5"/>
           </w:tcPr>
           <w:p>
             <w:r/>
@@ -4389,7 +4389,7 @@
         <w:tc>
           <w:tcPr>
             <w:tcW w:type="dxa" w:w="9411"/>
-            <w:shd w:val="clear" w:color="auto" w:fill="EFF6FF"/>
+            <w:shd w:val="clear" w:color="auto" w:fill="F2F2F2"/>
           </w:tcPr>
           <w:p>
             <w:r/>
@@ -4464,7 +4464,7 @@
         <w:tc>
           <w:tcPr>
             <w:tcW w:type="dxa" w:w="3061"/>
-            <w:shd w:val="clear" w:color="auto" w:fill="DBEAFE"/>
+            <w:shd w:val="clear" w:color="auto" w:fill="E5E5E5"/>
           </w:tcPr>
           <w:p>
             <w:r/>
@@ -4480,7 +4480,7 @@
         <w:tc>
           <w:tcPr>
             <w:tcW w:type="dxa" w:w="1928"/>
-            <w:shd w:val="clear" w:color="auto" w:fill="DBEAFE"/>
+            <w:shd w:val="clear" w:color="auto" w:fill="E5E5E5"/>
           </w:tcPr>
           <w:p>
             <w:r/>
@@ -4496,7 +4496,7 @@
         <w:tc>
           <w:tcPr>
             <w:tcW w:type="dxa" w:w="2211"/>
-            <w:shd w:val="clear" w:color="auto" w:fill="DBEAFE"/>
+            <w:shd w:val="clear" w:color="auto" w:fill="E5E5E5"/>
           </w:tcPr>
           <w:p>
             <w:r/>
@@ -4512,7 +4512,7 @@
         <w:tc>
           <w:tcPr>
             <w:tcW w:type="dxa" w:w="2211"/>
-            <w:shd w:val="clear" w:color="auto" w:fill="DBEAFE"/>
+            <w:shd w:val="clear" w:color="auto" w:fill="E5E5E5"/>
           </w:tcPr>
           <w:p>
             <w:r/>
@@ -4969,7 +4969,7 @@
       </w:pPr>
       <w:r>
         <w:rPr>
-          <w:color w:val="475569"/>
+          <w:color w:val="4D4D4D"/>
           <w:sz w:val="18"/>
         </w:rPr>
         <w:t>Every system shares the data, the AI model and the scorer.</w:t>
@@ -4993,7 +4993,7 @@
         <w:tc>
           <w:tcPr>
             <w:tcW w:type="dxa" w:w="794"/>
-            <w:shd w:val="clear" w:color="auto" w:fill="DBEAFE"/>
+            <w:shd w:val="clear" w:color="auto" w:fill="E5E5E5"/>
           </w:tcPr>
           <w:p>
             <w:r/>
@@ -5009,7 +5009,7 @@
         <w:tc>
           <w:tcPr>
             <w:tcW w:type="dxa" w:w="2835"/>
-            <w:shd w:val="clear" w:color="auto" w:fill="DBEAFE"/>
+            <w:shd w:val="clear" w:color="auto" w:fill="E5E5E5"/>
           </w:tcPr>
           <w:p>
             <w:r/>
@@ -5025,7 +5025,7 @@
         <w:tc>
           <w:tcPr>
             <w:tcW w:type="dxa" w:w="2608"/>
-            <w:shd w:val="clear" w:color="auto" w:fill="DBEAFE"/>
+            <w:shd w:val="clear" w:color="auto" w:fill="E5E5E5"/>
           </w:tcPr>
           <w:p>
             <w:r/>
@@ -5041,7 +5041,7 @@
         <w:tc>
           <w:tcPr>
             <w:tcW w:type="dxa" w:w="1587"/>
-            <w:shd w:val="clear" w:color="auto" w:fill="DBEAFE"/>
+            <w:shd w:val="clear" w:color="auto" w:fill="E5E5E5"/>
           </w:tcPr>
           <w:p>
             <w:r/>
@@ -5057,7 +5057,7 @@
         <w:tc>
           <w:tcPr>
             <w:tcW w:type="dxa" w:w="1587"/>
-            <w:shd w:val="clear" w:color="auto" w:fill="DBEAFE"/>
+            <w:shd w:val="clear" w:color="auto" w:fill="E5E5E5"/>
           </w:tcPr>
           <w:p>
             <w:r/>
@@ -5768,7 +5768,7 @@
         <w:tc>
           <w:tcPr>
             <w:tcW w:type="dxa" w:w="2608"/>
-            <w:shd w:val="clear" w:color="auto" w:fill="DBEAFE"/>
+            <w:shd w:val="clear" w:color="auto" w:fill="E5E5E5"/>
           </w:tcPr>
           <w:p>
             <w:r/>
@@ -5783,7 +5783,7 @@
         <w:tc>
           <w:tcPr>
             <w:tcW w:type="dxa" w:w="2268"/>
-            <w:shd w:val="clear" w:color="auto" w:fill="DBEAFE"/>
+            <w:shd w:val="clear" w:color="auto" w:fill="E5E5E5"/>
           </w:tcPr>
           <w:p>
             <w:r/>
@@ -5799,7 +5799,7 @@
         <w:tc>
           <w:tcPr>
             <w:tcW w:type="dxa" w:w="2268"/>
-            <w:shd w:val="clear" w:color="auto" w:fill="DBEAFE"/>
+            <w:shd w:val="clear" w:color="auto" w:fill="E5E5E5"/>
           </w:tcPr>
           <w:p>
             <w:r/>
@@ -5815,7 +5815,7 @@
         <w:tc>
           <w:tcPr>
             <w:tcW w:type="dxa" w:w="2268"/>
-            <w:shd w:val="clear" w:color="auto" w:fill="DBEAFE"/>
+            <w:shd w:val="clear" w:color="auto" w:fill="E5E5E5"/>
           </w:tcPr>
           <w:p>
             <w:r/>
@@ -6099,7 +6099,7 @@
         <w:tc>
           <w:tcPr>
             <w:tcW w:type="dxa" w:w="9411"/>
-            <w:shd w:val="clear" w:color="auto" w:fill="EFF6FF"/>
+            <w:shd w:val="clear" w:color="auto" w:fill="F2F2F2"/>
           </w:tcPr>
           <w:p>
             <w:r/>
@@ -6151,7 +6151,7 @@
         <w:tc>
           <w:tcPr>
             <w:tcW w:type="dxa" w:w="9411"/>
-            <w:shd w:val="clear" w:color="auto" w:fill="EFF6FF"/>
+            <w:shd w:val="clear" w:color="auto" w:fill="F2F2F2"/>
           </w:tcPr>
           <w:p>
             <w:r/>
@@ -6252,7 +6252,7 @@
         <w:tc>
           <w:tcPr>
             <w:tcW w:type="dxa" w:w="2835"/>
-            <w:shd w:val="clear" w:color="auto" w:fill="DBEAFE"/>
+            <w:shd w:val="clear" w:color="auto" w:fill="E5E5E5"/>
           </w:tcPr>
           <w:p>
             <w:r/>
@@ -6268,7 +6268,7 @@
         <w:tc>
           <w:tcPr>
             <w:tcW w:type="dxa" w:w="2211"/>
-            <w:shd w:val="clear" w:color="auto" w:fill="DBEAFE"/>
+            <w:shd w:val="clear" w:color="auto" w:fill="E5E5E5"/>
           </w:tcPr>
           <w:p>
             <w:r/>
@@ -6284,7 +6284,7 @@
         <w:tc>
           <w:tcPr>
             <w:tcW w:type="dxa" w:w="2211"/>
-            <w:shd w:val="clear" w:color="auto" w:fill="DBEAFE"/>
+            <w:shd w:val="clear" w:color="auto" w:fill="E5E5E5"/>
           </w:tcPr>
           <w:p>
             <w:r/>
@@ -6300,7 +6300,7 @@
         <w:tc>
           <w:tcPr>
             <w:tcW w:type="dxa" w:w="2154"/>
-            <w:shd w:val="clear" w:color="auto" w:fill="DBEAFE"/>
+            <w:shd w:val="clear" w:color="auto" w:fill="E5E5E5"/>
           </w:tcPr>
           <w:p>
             <w:r/>
@@ -6834,7 +6834,7 @@
       </w:pPr>
       <w:r>
         <w:rPr>
-          <w:color w:val="475569"/>
+          <w:color w:val="4D4D4D"/>
           <w:sz w:val="18"/>
         </w:rPr>
         <w:t>Intent F1 on the locked test data for every system and project.</w:t>
@@ -7544,7 +7544,7 @@
       <w:rFonts w:asciiTheme="majorHAnsi" w:eastAsiaTheme="majorEastAsia" w:hAnsiTheme="majorHAnsi" w:cstheme="majorBidi" w:ascii="Calibri" w:hAnsi="Calibri"/>
       <w:b/>
       <w:bCs/>
-      <w:color w:val="1D4ED8"/>
+      <w:color w:val="000000"/>
       <w:sz w:val="36"/>
       <w:szCs w:val="28"/>
     </w:rPr>
@@ -7568,7 +7568,7 @@
       <w:rFonts w:asciiTheme="majorHAnsi" w:eastAsiaTheme="majorEastAsia" w:hAnsiTheme="majorHAnsi" w:cstheme="majorBidi" w:ascii="Calibri" w:hAnsi="Calibri"/>
       <w:b/>
       <w:bCs/>
-      <w:color w:val="1D4ED8"/>
+      <w:color w:val="000000"/>
       <w:sz w:val="28"/>
       <w:szCs w:val="26"/>
     </w:rPr>
@@ -7592,7 +7592,7 @@
       <w:rFonts w:asciiTheme="majorHAnsi" w:eastAsiaTheme="majorEastAsia" w:hAnsiTheme="majorHAnsi" w:cstheme="majorBidi" w:ascii="Calibri" w:hAnsi="Calibri"/>
       <w:b/>
       <w:bCs/>
-      <w:color w:val="1E293B"/>
+      <w:color w:val="1A1A1A"/>
       <w:sz w:val="24"/>
     </w:rPr>
   </w:style>
